--- a/livrables/lecons/stoicisme/2026-10-01_lecon-stoicisme_17_stoicisme-christianisme-emprunts-divergences-posterite.docx
+++ b/livrables/lecons/stoicisme/2026-10-01_lecon-stoicisme_17_stoicisme-christianisme-emprunts-divergences-posterite.docx
@@ -235,7 +235,18 @@
           <w:sz w:val="22"/>
           <w:szCs w:val="22"/>
         </w:rPr>
-        <w:t xml:space="preserve">Le droit naturel : selon Durand, Shogry et Baltzly (SEP), la tradition des théories du droit naturel en éthique semble découlter directement du stoïcisme. La chaîne va du kathêkon et de l'oikeiôsis stoïciens à Cicéron, puis à Thomas d'Aquin (Summa Theologica II, 2, q. 94) et aux juristes modernes comme Hugo Grotius.</w:t>
+        <w:t xml:space="preserve">Le droit naturel : selon Durand, Shogry et Baltzly (SEP), la tradition des théories du droit naturel en éthique semble découler directement du stoïcisme. La chaîne va du kathêkon et de l'oikeiôsis stoïciens à Cicéron, puis à Thomas d'Aquin (Summa Theologica II, 2, q. 94) et aux juristes modernes ; Grotius est nommé par Cochran (SAET) parmi les philosophes modernes nourris de pensée stoïcienne, avec Shaftesbury, Rousseau, Kant et Adam Smith.</w:t>
+      </w:r>
+      <w:r>
+        <w:rPr>
+          <w:rFonts w:ascii="Times New Roman" w:cs="Times New Roman" w:eastAsia="Times New Roman" w:hAnsi="Times New Roman"/>
+          <w:i/>
+          <w:iCs/>
+          <w:color w:val="6B7280"/>
+          <w:sz w:val="20"/>
+          <w:szCs w:val="20"/>
+        </w:rPr>
+        <w:t xml:space="preserve"> [Corrigé le 01/10/2026 : Grotius ne figure pas sur la page de la SEP, à laquelle la phrase est prêtée. Il est chez Cochran (SAET). Coquille « découlter » corrigée en « découler ».]</w:t>
       </w:r>
     </w:p>
     <w:p>
@@ -298,7 +309,18 @@
           <w:sz w:val="22"/>
           <w:szCs w:val="22"/>
         </w:rPr>
-        <w:t xml:space="preserve">L'Enchiridion adapté : selon Samuli Siikavirta (Univ. Cambridge), dont la recension du livre « Stoicism in Early Christianity » figure en ressources, des théologiens chrétiens ont adapté l'Enchiridion d'Épictète à trois reprises pour le monachisme, remplaçant les références à Zeus et au Logos par des références à Dieu. Là où le texte passait, le système théologique sous-jacent, lui, ne passait pas toujours.</w:t>
+        <w:t xml:space="preserve">L'Enchiridion adapté : selon Massimo Pigliucci (IEP), des versions de l'Enchiridion d'Épictète étaient couramment utilisées dans les monastères, Paul y prenant la place de Socrate comme figure exemplaire. Là où le texte passait, le système théologique sous-jacent, lui, ne passait pas toujours.</w:t>
+      </w:r>
+      <w:r>
+        <w:rPr>
+          <w:rFonts w:ascii="Times New Roman" w:cs="Times New Roman" w:eastAsia="Times New Roman" w:hAnsi="Times New Roman"/>
+          <w:i/>
+          <w:iCs/>
+          <w:color w:val="6B7280"/>
+          <w:sz w:val="20"/>
+          <w:szCs w:val="20"/>
+        </w:rPr>
+        <w:t xml:space="preserve"> [Corrigé le 01/10/2026 : attribué à Samuli Siikavirta, dont la page ne contient pas le mot « Enchiridion ». Le fait est chez Pigliucci (IEP) — « versions of the Enchiridion were commonly used (with Paul replacing Socrates) in monasteries » : couramment utilisées, et non « à trois reprises » ; la substitution documentée est Paul pour Socrate, non Zeus pour Dieu.]</w:t>
       </w:r>
     </w:p>
     <w:p>
@@ -341,7 +363,18 @@
           <w:sz w:val="22"/>
           <w:szCs w:val="22"/>
         </w:rPr>
-        <w:t xml:space="preserve">Plusieurs Pères de l'Église entretiennent un rapport explicitement positif au stoïcisme :</w:t>
+        <w:t xml:space="preserve">Plusieurs Pères de l'Église entretiennent un rapport positif au stoïcisme. Wikipedia relève une influence stoïcienne chez Ambroise de Milan, Marcus Minucius Felix et Tertullien ; Cochran (SAET) nomme Grégoire de Nysse, Ambroise, Jérôme, Clément d'Alexandrie et Augustin parmi les auteurs chrétiens sur lesquels Lipsius s'appuiera au XVIe siècle :</w:t>
+      </w:r>
+      <w:r>
+        <w:rPr>
+          <w:rFonts w:ascii="Times New Roman" w:cs="Times New Roman" w:eastAsia="Times New Roman" w:hAnsi="Times New Roman"/>
+          <w:i/>
+          <w:iCs/>
+          <w:color w:val="6B7280"/>
+          <w:sz w:val="20"/>
+          <w:szCs w:val="20"/>
+        </w:rPr>
+        <w:t xml:space="preserve"> [Ajouté le 01/10/2026 : la section ne nommait aucune source alors qu'elle avançait quatre références précises.]</w:t>
       </w:r>
     </w:p>
     <w:p>
@@ -362,7 +395,18 @@
           <w:sz w:val="22"/>
           <w:szCs w:val="22"/>
         </w:rPr>
-        <w:t xml:space="preserve">Tertullien (160-220) : qualifie Sénèque de penseur proche de la vérité chrétienne (De Anima, 20.1), inaugurant une longue tradition de lecture chrétienne de Sénèque.</w:t>
+        <w:t xml:space="preserve">Tertullien (160-220) : Pigliucci (IEP) écrit qu'il était positivement disposé envers le stoïcisme. La SEP ajoute le contrepoint : c'est chez lui que se trouve l'anthropologie matérialiste dont l'orthodoxie chrétienne ancienne s'est ensuite éloignée, vers la conception immatérielle de l'âme qui va aujourd'hui de soi.</w:t>
+      </w:r>
+      <w:r>
+        <w:rPr>
+          <w:rFonts w:ascii="Times New Roman" w:cs="Times New Roman" w:eastAsia="Times New Roman" w:hAnsi="Times New Roman"/>
+          <w:i/>
+          <w:iCs/>
+          <w:color w:val="6B7280"/>
+          <w:sz w:val="20"/>
+          <w:szCs w:val="20"/>
+        </w:rPr>
+        <w:t xml:space="preserve"> [Corrigé le 01/10/2026 : « proche de la vérité chrétienne (De Anima, 20.1) » — ni « De Anima » ni « 20.1 » ne figurent sur aucune des sept pages liées.]</w:t>
       </w:r>
     </w:p>
     <w:p>
@@ -404,7 +448,18 @@
           <w:sz w:val="22"/>
           <w:szCs w:val="22"/>
         </w:rPr>
-        <w:t xml:space="preserve">Ambroise de Milan (340-397) : rédige le De Officiis Ministrorum directement calqué sur le De Officiis de Cicéron (lui-même fortement stoïcien), pour les devoirs du clergé chrétien.</w:t>
+        <w:t xml:space="preserve">Ambroise de Milan (340-397) : Wikipedia relève une influence stoïcienne dans ses œuvres, et Cochran (SAET) le compte parmi les auteurs chrétiens que Lipsius relira. La relation de modèle que la SEP documente est ailleurs : c'est Cicéron qui calque son De Officiis sur le traité de Panétius.</w:t>
+      </w:r>
+      <w:r>
+        <w:rPr>
+          <w:rFonts w:ascii="Times New Roman" w:cs="Times New Roman" w:eastAsia="Times New Roman" w:hAnsi="Times New Roman"/>
+          <w:i/>
+          <w:iCs/>
+          <w:color w:val="6B7280"/>
+          <w:sz w:val="20"/>
+          <w:szCs w:val="20"/>
+        </w:rPr>
+        <w:t xml:space="preserve"> [Corrigé le 01/10/2026 : « rédige le De Officiis Ministrorum directement calqué sur le De Officiis de Cicéron » est introuvable sur les pages liées ; la SEP documente le modelage de Cicéron sur Panétius, pas celui d'Ambroise sur Cicéron.]</w:t>
       </w:r>
     </w:p>
     <w:p>
@@ -425,7 +480,18 @@
           <w:sz w:val="22"/>
           <w:szCs w:val="22"/>
         </w:rPr>
-        <w:t xml:space="preserve">Augustin (354-430) : position nuancée. Il adopte certaines positions stoïciennes sur le droit naturel, la philosophie du langage et le statut moral des animaux (La Cité de Dieu, 1.20 ; Épître 153.4) — mais rejette fermement le matérialisme stoïcien et la prétention à l'autosuffisance de la raison.</w:t>
+        <w:t xml:space="preserve">Augustin (354-430) : position nuancée. Pigliucci (IEP) note qu'il écrit d'abord favorablement sur le stoïcisme, puis s'en montre plus critique. La SEP précise sur quoi il suit les stoïciens plutôt que les platoniciens, ses alliés habituels : l'appartenance des animaux à la communauté morale (La Cité de Dieu, 1.20) et sa philosophie du langage. Le matérialisme stoïcien, lui, est rejeté par l'orthodoxie dans son ensemble, et la prétention à l'autosuffisance de la raison se heurte à la doctrine de la grâce.</w:t>
+      </w:r>
+      <w:r>
+        <w:rPr>
+          <w:rFonts w:ascii="Times New Roman" w:cs="Times New Roman" w:eastAsia="Times New Roman" w:hAnsi="Times New Roman"/>
+          <w:i/>
+          <w:iCs/>
+          <w:color w:val="6B7280"/>
+          <w:sz w:val="20"/>
+          <w:szCs w:val="20"/>
+        </w:rPr>
+        <w:t xml:space="preserve"> [Corrigé le 01/10/2026 : le droit naturel ne figure pas dans la liste de la SEP, qui s'en tient aux animaux et à la philosophie du langage ; et Épître 153.4 y est la référence où Augustin MENTIONNE la correspondance apocryphe — la même référence servait deux fois dans la leçon, juste la première fois.]</w:t>
       </w:r>
     </w:p>
     <w:p>
@@ -934,7 +1000,18 @@
           <w:sz w:val="22"/>
           <w:szCs w:val="22"/>
         </w:rPr>
-        <w:t xml:space="preserve">Ces cinq divergences ne sont pas des nuances : elles touchent à la structure même de chaque système. Un stoïcien et un chrétien peuvent pratiquer ensemble la modération, le courage ou la justice — mais ils ne parleront pas du même Dieu, ne théoriseront pas la même faiblesse humaine, et ne s'accorderont pas sur la valeur des larmes.</w:t>
+        <w:t xml:space="preserve">Ces cinq divergences ne sont pas des nuances : elles touchent à la structure même de chaque système. Daily Stoic, qui présente la comparaison pour un public large, le formule ainsi : on tient souvent les deux traditions pour opposées en tout, elles se recouvrent sur plusieurs points, et il subsiste pourtant entre elles plus de différences que de similitudes. Un stoïcien et un chrétien peuvent pratiquer ensemble la modération, le courage ou la justice — mais ils ne parleront pas du même Dieu, ne théoriseront pas la même faiblesse humaine, et ne s'accorderont pas sur la valeur des larmes.</w:t>
+      </w:r>
+      <w:r>
+        <w:rPr>
+          <w:rFonts w:ascii="Times New Roman" w:cs="Times New Roman" w:eastAsia="Times New Roman" w:hAnsi="Times New Roman"/>
+          <w:i/>
+          <w:iCs/>
+          <w:color w:val="6B7280"/>
+          <w:sz w:val="20"/>
+          <w:szCs w:val="20"/>
+        </w:rPr>
+        <w:t xml:space="preserve"> [Ajouté le 01/10/2026 : Daily Stoic était listé en ressources sans que rien du corps n'en vienne.]</w:t>
       </w:r>
     </w:p>
     <w:p>
@@ -1013,7 +1090,18 @@
           <w:sz w:val="22"/>
           <w:szCs w:val="22"/>
         </w:rPr>
-        <w:t xml:space="preserve">La postérité intellectuelle est considérable : selon Durand, Shogry et Baltzly (SEP), l'influence du stoïcisme sur Descartes, Spinoza, Leibniz et Kant est diffuse et largement méconnue de ceux qui en sont les héritiers. La notion kantienne de devoir (impératif catégorique) doit beaucoup au kathêkon stoïcien — même si Kant ne s'en réclame pas.</w:t>
+        <w:t xml:space="preserve">La postérité intellectuelle est considérable : selon Massimo Pigliucci (IEP), l'influence du stoïcisme sur Descartes, Spinoza, Leibniz et Kant est diffuse et largement méconnue de ceux qui en sont les héritiers ; Cochran (SAET) élargit la liste à Shaftesbury, Rousseau et Adam Smith. La notion kantienne de devoir (impératif catégorique) doit beaucoup au kathêkon stoïcien — même si Kant ne s'en réclame pas.</w:t>
+      </w:r>
+      <w:r>
+        <w:rPr>
+          <w:rFonts w:ascii="Times New Roman" w:cs="Times New Roman" w:eastAsia="Times New Roman" w:hAnsi="Times New Roman"/>
+          <w:i/>
+          <w:iCs/>
+          <w:color w:val="6B7280"/>
+          <w:sz w:val="20"/>
+          <w:szCs w:val="20"/>
+        </w:rPr>
+        <w:t xml:space="preserve"> [Corrigé le 01/10/2026 : attribué à la SEP, qui ne nomme ni Descartes, ni Spinoza, ni Leibniz ; les quatre noms sont sur IEP.]</w:t>
       </w:r>
     </w:p>
     <w:p>
@@ -1432,7 +1520,7 @@
           <w:sz w:val="22"/>
           <w:szCs w:val="22"/>
         </w:rPr>
-        <w:t xml:space="preserve">Condition humaine : quand je comets une erreur grave, l'explication stoïcienne est…  l'explication chrétienne est…</w:t>
+        <w:t xml:space="preserve">Condition humaine : quand je commets une erreur grave, l'explication stoïcienne est…  l'explication chrétienne est…</w:t>
       </w:r>
     </w:p>
     <w:p>
@@ -1574,7 +1662,18 @@
           <w:sz w:val="22"/>
           <w:szCs w:val="22"/>
         </w:rPr>
-        <w:t xml:space="preserve">L'Enchiridion d'Épictète a été adapté à trois reprises pour le monachisme chrétien. L'exercice de cette synthèse est lui-même instructif.</w:t>
+        <w:t xml:space="preserve">Des versions de l'Enchiridion d'Épictète étaient couramment utilisées dans les monastères, Paul y remplaçant Socrate comme figure exemplaire (Pigliucci, IEP). L'exercice de cette substitution est lui-même instructif.</w:t>
+      </w:r>
+      <w:r>
+        <w:rPr>
+          <w:rFonts w:ascii="Times New Roman" w:cs="Times New Roman" w:eastAsia="Times New Roman" w:hAnsi="Times New Roman"/>
+          <w:i/>
+          <w:iCs/>
+          <w:color w:val="6B7280"/>
+          <w:sz w:val="20"/>
+          <w:szCs w:val="20"/>
+        </w:rPr>
+        <w:t xml:space="preserve"> [Corrigé le 01/10/2026 : « à trois reprises » n'est avancé par aucune des sources de la leçon.]</w:t>
       </w:r>
     </w:p>
     <w:p>
@@ -1653,7 +1752,18 @@
           <w:sz w:val="22"/>
           <w:szCs w:val="22"/>
         </w:rPr>
-        <w:t xml:space="preserve">Méthode : remplace « Zeus », « le dieu », « la Nature » ou « le Logos » par « Dieu » ou « le Christ ». Ajuste les formulations qui en découlent.</w:t>
+        <w:t xml:space="preserve">Méthode, en deux temps. ① La substitution documentée : là où Épictète invoque Socrate comme modèle, mets Paul — c'est celle que les monastères pratiquaient. ② La substitution que la leçon te propose d'essayer, et qui n'est pas attestée comme telle : remplace « Zeus », « le dieu », « la Nature » ou « le Logos » par « Dieu » ou « le Christ ». Ajuste les formulations qui en découlent, et note laquelle des deux résiste le mieux.</w:t>
+      </w:r>
+      <w:r>
+        <w:rPr>
+          <w:rFonts w:ascii="Times New Roman" w:cs="Times New Roman" w:eastAsia="Times New Roman" w:hAnsi="Times New Roman"/>
+          <w:i/>
+          <w:iCs/>
+          <w:color w:val="6B7280"/>
+          <w:sz w:val="20"/>
+          <w:szCs w:val="20"/>
+        </w:rPr>
+        <w:t xml:space="preserve"> [Corrigé le 01/10/2026 : la méthode donnait pour documentée une substitution (Zeus → Dieu) que la source ne décrit pas ; la source décrit Paul à la place de Socrate. Les deux sont désormais distinguées.]</w:t>
       </w:r>
     </w:p>
     <w:p>
@@ -1974,7 +2084,7 @@
           <w:sz w:val="22"/>
           <w:szCs w:val="22"/>
         </w:rPr>
-        <w:t xml:space="preserve"> — Analyse comparative approfondie : vertus partagées, Augustin, Calvin, Luther, Jonathan Edwards, et l'héritage stoïcien dans la théologie protestante écossaise et les Lumières.</w:t>
+        <w:t xml:space="preserve"> — Source de Grotius, Shaftesbury, Rousseau et Adam Smith dans la postérité moderne, et des auteurs chrétiens sur lesquels Lipsius s'appuie (Grégoire de Nysse, Ambroise, Jérôme, Clément d'Alexandrie, Augustin). Traite aussi Calvin, Luther et Jonathan Edwards, non repris ici.</w:t>
       </w:r>
     </w:p>
     <w:p>
@@ -2017,7 +2127,7 @@
           <w:sz w:val="22"/>
           <w:szCs w:val="22"/>
         </w:rPr>
-        <w:t xml:space="preserve"> — Détails sur l'influence stoïcienne dans les textes pauliniens (Romains 12-15), le modèle du sage-enseignant dans les Évangiles, et les trois adaptations chrétiennes de l'Enchiridion.</w:t>
+        <w:t xml:space="preserve"> — Détails sur l'influence stoïcienne dans les textes pauliniens (Romains 12-15), et le modèle du sage-enseignant stoïcien que Stowers lit dans le Jésus de Matthieu. Ne porte RIEN sur l'Enchiridion : le mot n'y figure pas.</w:t>
       </w:r>
     </w:p>
     <w:p>
@@ -2060,7 +2170,7 @@
           <w:sz w:val="22"/>
           <w:szCs w:val="22"/>
         </w:rPr>
-        <w:t xml:space="preserve"> — Présentation accessible des similitudes (Logos, soumission au divin, libération de la peur) et des différences majeures (nature divine, prière, péché originel, afterlife).</w:t>
+        <w:t xml:space="preserve"> — Synthèse grand public, citée au § des divergences : les deux traditions se recouvrent sur plusieurs points mais comptent entre elles plus de différences que de similitudes.</w:t>
       </w:r>
     </w:p>
     <w:p>
@@ -2122,6 +2232,191 @@
           <w:szCs w:val="22"/>
         </w:rPr>
         <w:t xml:space="preserve">Albert Ellis (REBT) et Aaron Beck (TCC) se sont explicitement réclamés d'Épictète. Mais que reste-t-il vraiment du stoïcisme dans la TCC ? Quelles ressemblances sont de vraies continuités, et lesquelles sont des convergences superficielles ? Et où la psychothérapie diverge-t-elle radicalement d'une philosophie de vie ?</w:t>
+      </w:r>
+    </w:p>
+    <w:p>
+      <w:pPr>
+        <w:pStyle w:val="Heading2"/>
+        <w:spacing w:after="100" w:before="280"/>
+      </w:pPr>
+      <w:r>
+        <w:rPr>
+          <w:rFonts w:ascii="Times New Roman" w:cs="Times New Roman" w:eastAsia="Times New Roman" w:hAnsi="Times New Roman"/>
+          <w:b/>
+          <w:bCs/>
+          <w:color w:val="1B3A6B"/>
+          <w:sz w:val="28"/>
+          <w:szCs w:val="28"/>
+        </w:rPr>
+        <w:t xml:space="preserve">📝 Journal des corrections (01/10/2026)</w:t>
+      </w:r>
+    </w:p>
+    <w:p>
+      <w:pPr>
+        <w:spacing w:after="40" w:before="40"/>
+      </w:pPr>
+      <w:r>
+        <w:rPr>
+          <w:rFonts w:ascii="Times New Roman" w:cs="Times New Roman" w:eastAsia="Times New Roman" w:hAnsi="Times New Roman"/>
+          <w:color w:val="1F2937"/>
+          <w:sz w:val="22"/>
+          <w:szCs w:val="22"/>
+        </w:rPr>
+        <w:t xml:space="preserve">Relecture du 01/10/2026 : les sept pages liées rouvertes (toutes en 200), chaque attribution nominative recherchée sur la page citée. Les corrections sont intégrées au texte et marquées [Corrigé le 01/10/2026 : …]. Formulations d'origine :</w:t>
+      </w:r>
+    </w:p>
+    <w:p>
+      <w:pPr>
+        <w:spacing w:after="40" w:before="40"/>
+      </w:pPr>
+      <w:r>
+        <w:rPr>
+          <w:rFonts w:ascii="Times New Roman" w:cs="Times New Roman" w:eastAsia="Times New Roman" w:hAnsi="Times New Roman"/>
+          <w:color w:val="1F2937"/>
+          <w:sz w:val="22"/>
+          <w:szCs w:val="22"/>
+        </w:rPr>
+        <w:t xml:space="preserve">Enchiridion — « selon Samuli Siikavirta (Univ. Cambridge) […] des théologiens chrétiens ont adapté l'Enchiridion d'Épictète à trois reprises pour le monachisme, remplaçant les références à Zeus et au Logos par des références à Dieu ». Le mot « Enchiridion » ne figure pas sur la page de Siikavirta ; le fait est chez Pigliucci (IEP), qui écrit « commonly used (with Paul replacing Socrates) in monasteries ».</w:t>
+      </w:r>
+    </w:p>
+    <w:p>
+      <w:pPr>
+        <w:spacing w:after="40" w:before="40"/>
+      </w:pPr>
+      <w:r>
+        <w:rPr>
+          <w:rFonts w:ascii="Times New Roman" w:cs="Times New Roman" w:eastAsia="Times New Roman" w:hAnsi="Times New Roman"/>
+          <w:color w:val="1F2937"/>
+          <w:sz w:val="22"/>
+          <w:szCs w:val="22"/>
+        </w:rPr>
+        <w:t xml:space="preserve">Challenge — « L'Enchiridion d'Épictète a été adapté à trois reprises pour le monachisme chrétien », et la méthode « remplace Zeus, le dieu, la Nature ou le Logos par Dieu ou le Christ » donnée comme documentée.</w:t>
+      </w:r>
+    </w:p>
+    <w:p>
+      <w:pPr>
+        <w:spacing w:after="40" w:before="40"/>
+      </w:pPr>
+      <w:r>
+        <w:rPr>
+          <w:rFonts w:ascii="Times New Roman" w:cs="Times New Roman" w:eastAsia="Times New Roman" w:hAnsi="Times New Roman"/>
+          <w:color w:val="1F2937"/>
+          <w:sz w:val="22"/>
+          <w:szCs w:val="22"/>
+        </w:rPr>
+        <w:t xml:space="preserve">Augustin — « Il adopte certaines positions stoïciennes sur le droit naturel, la philosophie du langage et le statut moral des animaux (La Cité de Dieu, 1.20 ; Épître 153.4) ». La SEP s'en tient aux animaux et à la philosophie du langage ; Épître 153.4 y est la référence de la correspondance apocryphe.</w:t>
+      </w:r>
+    </w:p>
+    <w:p>
+      <w:pPr>
+        <w:spacing w:after="40" w:before="40"/>
+      </w:pPr>
+      <w:r>
+        <w:rPr>
+          <w:rFonts w:ascii="Times New Roman" w:cs="Times New Roman" w:eastAsia="Times New Roman" w:hAnsi="Times New Roman"/>
+          <w:color w:val="1F2937"/>
+          <w:sz w:val="22"/>
+          <w:szCs w:val="22"/>
+        </w:rPr>
+        <w:t xml:space="preserve">Tertullien — « qualifie Sénèque de penseur proche de la vérité chrétienne (De Anima, 20.1) ». Référence absente des sept pages.</w:t>
+      </w:r>
+    </w:p>
+    <w:p>
+      <w:pPr>
+        <w:spacing w:after="40" w:before="40"/>
+      </w:pPr>
+      <w:r>
+        <w:rPr>
+          <w:rFonts w:ascii="Times New Roman" w:cs="Times New Roman" w:eastAsia="Times New Roman" w:hAnsi="Times New Roman"/>
+          <w:color w:val="1F2937"/>
+          <w:sz w:val="22"/>
+          <w:szCs w:val="22"/>
+        </w:rPr>
+        <w:t xml:space="preserve">Ambroise — « rédige le De Officiis Ministrorum directement calqué sur le De Officiis de Cicéron ». Absent des sept pages ; la SEP documente Cicéron calquant Panétius.</w:t>
+      </w:r>
+    </w:p>
+    <w:p>
+      <w:pPr>
+        <w:spacing w:after="40" w:before="40"/>
+      </w:pPr>
+      <w:r>
+        <w:rPr>
+          <w:rFonts w:ascii="Times New Roman" w:cs="Times New Roman" w:eastAsia="Times New Roman" w:hAnsi="Times New Roman"/>
+          <w:color w:val="1F2937"/>
+          <w:sz w:val="22"/>
+          <w:szCs w:val="22"/>
+        </w:rPr>
+        <w:t xml:space="preserve">Postérité moderne — « selon Durand, Shogry et Baltzly (SEP), l'influence du stoïcisme sur Descartes, Spinoza, Leibniz et Kant ». Sur la SEP : Descartes 0, Spinoza 0, Leibniz 0, Kant 1 ; sur IEP : 4, 12, 2 et 5.</w:t>
+      </w:r>
+    </w:p>
+    <w:p>
+      <w:pPr>
+        <w:spacing w:after="40" w:before="40"/>
+      </w:pPr>
+      <w:r>
+        <w:rPr>
+          <w:rFonts w:ascii="Times New Roman" w:cs="Times New Roman" w:eastAsia="Times New Roman" w:hAnsi="Times New Roman"/>
+          <w:color w:val="1F2937"/>
+          <w:sz w:val="22"/>
+          <w:szCs w:val="22"/>
+        </w:rPr>
+        <w:t xml:space="preserve">Droit naturel — « aux juristes modernes comme Hugo Grotius », prêté à la SEP, où Grotius ne figure pas. Il est chez Cochran (SAET).</w:t>
+      </w:r>
+    </w:p>
+    <w:p>
+      <w:pPr>
+        <w:spacing w:after="40" w:before="40"/>
+      </w:pPr>
+      <w:r>
+        <w:rPr>
+          <w:rFonts w:ascii="Times New Roman" w:cs="Times New Roman" w:eastAsia="Times New Roman" w:hAnsi="Times New Roman"/>
+          <w:color w:val="1F2937"/>
+          <w:sz w:val="22"/>
+          <w:szCs w:val="22"/>
+        </w:rPr>
+        <w:t xml:space="preserve">Pères de l'Église — la section n'indiquait aucune source pour quatre références précises.</w:t>
+      </w:r>
+    </w:p>
+    <w:p>
+      <w:pPr>
+        <w:spacing w:after="40" w:before="40"/>
+      </w:pPr>
+      <w:r>
+        <w:rPr>
+          <w:rFonts w:ascii="Times New Roman" w:cs="Times New Roman" w:eastAsia="Times New Roman" w:hAnsi="Times New Roman"/>
+          <w:color w:val="1F2937"/>
+          <w:sz w:val="22"/>
+          <w:szCs w:val="22"/>
+        </w:rPr>
+        <w:t xml:space="preserve">Ressources — Cochran (SAET) et Daily Stoic étaient listés avec une caractérisation détaillée sans que rien du corps n'en vienne : Cochran 0, Calvin 0, Luther 0, Edwards 0 occurrence. Les deux sont désormais employés et leurs lignes décrivent ce qui en est tiré.</w:t>
+      </w:r>
+    </w:p>
+    <w:p>
+      <w:pPr>
+        <w:spacing w:after="40" w:before="40"/>
+      </w:pPr>
+      <w:r>
+        <w:rPr>
+          <w:rFonts w:ascii="Times New Roman" w:cs="Times New Roman" w:eastAsia="Times New Roman" w:hAnsi="Times New Roman"/>
+          <w:color w:val="1F2937"/>
+          <w:sz w:val="22"/>
+          <w:szCs w:val="22"/>
+        </w:rPr>
+        <w:t xml:space="preserve">Ressources (suite) — la ligne Siikavirta annonçait « les trois adaptations chrétiennes de l'Enchiridion ». Ses deux autres apports sont exacts et conservés : Romains 12-15 d'après Thorsteinsson, et le sage-enseignant stoïcien que Stanley K. Stowers lit dans le Jésus de Matthieu.</w:t>
+      </w:r>
+    </w:p>
+    <w:p>
+      <w:pPr>
+        <w:spacing w:after="40" w:before="40"/>
+      </w:pPr>
+      <w:r>
+        <w:rPr>
+          <w:rFonts w:ascii="Times New Roman" w:cs="Times New Roman" w:eastAsia="Times New Roman" w:hAnsi="Times New Roman"/>
+          <w:color w:val="1F2937"/>
+          <w:sz w:val="22"/>
+          <w:szCs w:val="22"/>
+        </w:rPr>
+        <w:t xml:space="preserve">Coquilles — « semble découlter » pour découler ; « quand je comets » pour commets.</w:t>
       </w:r>
     </w:p>
     <w:sectPr>

--- a/livrables/lecons/stoicisme/2026-10-01_lecon-stoicisme_17_stoicisme-christianisme-emprunts-divergences-posterite.docx
+++ b/livrables/lecons/stoicisme/2026-10-01_lecon-stoicisme_17_stoicisme-christianisme-emprunts-divergences-posterite.docx
@@ -168,7 +168,18 @@
           <w:sz w:val="22"/>
           <w:szCs w:val="22"/>
         </w:rPr>
-        <w:t xml:space="preserve">Le stoïcisme impérial et le christianisme primitif sont contemporains : Sénèque meurt en 65 apr. J.-C., Paul de Tarse circule dans le monde romain au même moment. Les deux traditions naissent dans le même bain culturel hellénistique, s'adressent aux mêmes classes urbaines, et proposent toutes deux une philosophie de vie face à la souffrance, à la mort et à l'injustice. Une correspondance apocryphe entre Paul et Sénèque circule dès l'Antiquité — mentionnée par Jérôme et Augustin — ; son inauthenticité n'empêche pas qu'elle témoigne de la conviction, partagée très tôt, que les deux hommes avaient beaucoup à se dire (d'après Durand, Shogry et Baltzly, Stanford Encyclopedia of Philosophy, « Stoicism », 2023).</w:t>
+        <w:t xml:space="preserve">Le stoïcisme impérial et le christianisme primitif sont contemporains : Sénèque meurt en 65 apr. J.-C., Paul de Tarse circule dans le monde romain au même moment. Les deux traditions naissent dans le même bain culturel hellénistique, s'adressent aux mêmes classes urbaines, et proposent toutes deux une philosophie de vie face à la souffrance, à la mort et à l'injustice. Une correspondance apocryphe entre Paul et Sénèque circule dès l'Antiquité — mentionnée par Jérôme et Augustin — ; son inauthenticité n'empêche pas qu'elle témoigne de la conviction, partagée très tôt, que les deux hommes avaient beaucoup à se dire (d'après Durand, Shogry et Baltzly, Stanford Encyclopedia of Philosophy, « Stoicism », 2023). La recherche va plus loin que cette conviction : dans le volume recensé par Samuli Siikavirta, Thorsteinsson lit l'éthique paulinienne de Romains 12-15 en faisant du stoïcisme sa clé d'interprétation, et Stanley K. Stowers lit le Jésus de Matthieu comme une refonte du Jésus de Marc sur le modèle du sage-enseignant stoïcien.</w:t>
+      </w:r>
+      <w:r>
+        <w:rPr>
+          <w:rFonts w:ascii="Times New Roman" w:cs="Times New Roman" w:eastAsia="Times New Roman" w:hAnsi="Times New Roman"/>
+          <w:i/>
+          <w:iCs/>
+          <w:color w:val="6B7280"/>
+          <w:sz w:val="20"/>
+          <w:szCs w:val="20"/>
+        </w:rPr>
+        <w:t xml:space="preserve"> [Ajouté le 01/10/2026 : la première correction avait retiré du corps la seule mention de Siikavirta en rendant l'Enchiridion à Pigliucci ; sa recension redevient une source employée, pour ce qu'elle porte réellement.]</w:t>
       </w:r>
     </w:p>
     <w:p>
@@ -2416,6 +2427,20 @@
           <w:sz w:val="22"/>
           <w:szCs w:val="22"/>
         </w:rPr>
+        <w:t xml:space="preserve">Ressources (suite 2) — en rendant l'Enchiridion à Pigliucci, la correction avait fait de Siikavirta une ressource listée sans emploi. Le § 1 le cite désormais pour ce que sa page soutient : Romains 12-15 chez Thorsteinsson, et le sage-enseignant stoïcien chez Stowers.</w:t>
+      </w:r>
+    </w:p>
+    <w:p>
+      <w:pPr>
+        <w:spacing w:after="40" w:before="40"/>
+      </w:pPr>
+      <w:r>
+        <w:rPr>
+          <w:rFonts w:ascii="Times New Roman" w:cs="Times New Roman" w:eastAsia="Times New Roman" w:hAnsi="Times New Roman"/>
+          <w:color w:val="1F2937"/>
+          <w:sz w:val="22"/>
+          <w:szCs w:val="22"/>
+        </w:rPr>
         <w:t xml:space="preserve">Coquilles — « semble découlter » pour découler ; « quand je comets » pour commets.</w:t>
       </w:r>
     </w:p>
